--- a/product-docs/.gitbook/assets/octopus-habitat-security-standard-fr.docx
+++ b/product-docs/.gitbook/assets/octopus-habitat-security-standard-fr.docx
@@ -75,7 +75,47 @@
           <w:sz w:val="18"/>
           <w:lang w:val="fr-FR"/>
         </w:rPr>
-        <w:t>Autorité des Sirènes  |  Critères de Certification  |  Version 1.0</w:t>
+        <w:t xml:space="preserve">Autorité des </w:t>
+      </w:r>
+      <w:proofErr w:type="gramStart"/>
+      <w:r>
+        <w:rPr>
+          <w:b/>
+          <w:color w:val="5D4495"/>
+          <w:sz w:val="18"/>
+          <w:lang w:val="fr-FR"/>
+        </w:rPr>
+        <w:t>Sirènes  |</w:t>
+      </w:r>
+      <w:proofErr w:type="gramEnd"/>
+      <w:r>
+        <w:rPr>
+          <w:b/>
+          <w:color w:val="5D4495"/>
+          <w:sz w:val="18"/>
+          <w:lang w:val="fr-FR"/>
+        </w:rPr>
+        <w:t xml:space="preserve">  Critères de </w:t>
+      </w:r>
+      <w:proofErr w:type="gramStart"/>
+      <w:r>
+        <w:rPr>
+          <w:b/>
+          <w:color w:val="5D4495"/>
+          <w:sz w:val="18"/>
+          <w:lang w:val="fr-FR"/>
+        </w:rPr>
+        <w:t>Certification  |</w:t>
+      </w:r>
+      <w:proofErr w:type="gramEnd"/>
+      <w:r>
+        <w:rPr>
+          <w:b/>
+          <w:color w:val="5D4495"/>
+          <w:sz w:val="18"/>
+          <w:lang w:val="fr-FR"/>
+        </w:rPr>
+        <w:t xml:space="preserve">  Version 1.0</w:t>
       </w:r>
     </w:p>
     <w:p>
@@ -150,8 +190,8 @@
         <w:tblLook w:val="04A0" w:firstRow="1" w:lastRow="0" w:firstColumn="1" w:lastColumn="0" w:noHBand="0" w:noVBand="1"/>
       </w:tblPr>
       <w:tblGrid>
-        <w:gridCol w:w="936"/>
-        <w:gridCol w:w="7344"/>
+        <w:gridCol w:w="1296"/>
+        <w:gridCol w:w="6984"/>
         <w:gridCol w:w="1800"/>
       </w:tblGrid>
       <w:tr>
@@ -160,7 +200,7 @@
         </w:trPr>
         <w:tc>
           <w:tcPr>
-            <w:tcW w:w="936" w:type="dxa"/>
+            <w:tcW w:w="1296" w:type="dxa"/>
             <w:shd w:val="clear" w:color="auto" w:fill="F1EDF8"/>
             <w:vAlign w:val="center"/>
           </w:tcPr>
@@ -183,7 +223,7 @@
         </w:tc>
         <w:tc>
           <w:tcPr>
-            <w:tcW w:w="7344" w:type="dxa"/>
+            <w:tcW w:w="6984" w:type="dxa"/>
             <w:shd w:val="clear" w:color="auto" w:fill="F1EDF8"/>
             <w:vAlign w:val="center"/>
           </w:tcPr>
@@ -234,7 +274,7 @@
         </w:trPr>
         <w:tc>
           <w:tcPr>
-            <w:tcW w:w="936" w:type="dxa"/>
+            <w:tcW w:w="1296" w:type="dxa"/>
             <w:vAlign w:val="center"/>
           </w:tcPr>
           <w:p>
@@ -257,7 +297,7 @@
         </w:tc>
         <w:tc>
           <w:tcPr>
-            <w:tcW w:w="7344" w:type="dxa"/>
+            <w:tcW w:w="6984" w:type="dxa"/>
             <w:vAlign w:val="center"/>
           </w:tcPr>
           <w:p>
@@ -304,7 +344,7 @@
         </w:trPr>
         <w:tc>
           <w:tcPr>
-            <w:tcW w:w="936" w:type="dxa"/>
+            <w:tcW w:w="1296" w:type="dxa"/>
             <w:vAlign w:val="center"/>
           </w:tcPr>
           <w:p>
@@ -327,7 +367,7 @@
         </w:tc>
         <w:tc>
           <w:tcPr>
-            <w:tcW w:w="7344" w:type="dxa"/>
+            <w:tcW w:w="6984" w:type="dxa"/>
             <w:vAlign w:val="center"/>
           </w:tcPr>
           <w:p>
@@ -374,7 +414,7 @@
         </w:trPr>
         <w:tc>
           <w:tcPr>
-            <w:tcW w:w="936" w:type="dxa"/>
+            <w:tcW w:w="1296" w:type="dxa"/>
             <w:vAlign w:val="center"/>
           </w:tcPr>
           <w:p>
@@ -397,7 +437,7 @@
         </w:tc>
         <w:tc>
           <w:tcPr>
-            <w:tcW w:w="7344" w:type="dxa"/>
+            <w:tcW w:w="6984" w:type="dxa"/>
             <w:vAlign w:val="center"/>
           </w:tcPr>
           <w:p>
@@ -477,8 +517,8 @@
         <w:tblLook w:val="04A0" w:firstRow="1" w:lastRow="0" w:firstColumn="1" w:lastColumn="0" w:noHBand="0" w:noVBand="1"/>
       </w:tblPr>
       <w:tblGrid>
-        <w:gridCol w:w="936"/>
-        <w:gridCol w:w="7344"/>
+        <w:gridCol w:w="1296"/>
+        <w:gridCol w:w="6984"/>
         <w:gridCol w:w="1800"/>
       </w:tblGrid>
       <w:tr>
@@ -487,7 +527,7 @@
         </w:trPr>
         <w:tc>
           <w:tcPr>
-            <w:tcW w:w="936" w:type="dxa"/>
+            <w:tcW w:w="1296" w:type="dxa"/>
             <w:shd w:val="clear" w:color="auto" w:fill="F1EDF8"/>
             <w:vAlign w:val="center"/>
           </w:tcPr>
@@ -510,7 +550,7 @@
         </w:tc>
         <w:tc>
           <w:tcPr>
-            <w:tcW w:w="7344" w:type="dxa"/>
+            <w:tcW w:w="6984" w:type="dxa"/>
             <w:shd w:val="clear" w:color="auto" w:fill="F1EDF8"/>
             <w:vAlign w:val="center"/>
           </w:tcPr>
@@ -561,7 +601,7 @@
         </w:trPr>
         <w:tc>
           <w:tcPr>
-            <w:tcW w:w="936" w:type="dxa"/>
+            <w:tcW w:w="1296" w:type="dxa"/>
             <w:vAlign w:val="center"/>
           </w:tcPr>
           <w:p>
@@ -584,7 +624,7 @@
         </w:tc>
         <w:tc>
           <w:tcPr>
-            <w:tcW w:w="7344" w:type="dxa"/>
+            <w:tcW w:w="6984" w:type="dxa"/>
             <w:vAlign w:val="center"/>
           </w:tcPr>
           <w:p>
@@ -596,10 +636,11 @@
             </w:pPr>
             <w:r>
               <w:rPr>
+                <w:b/>
                 <w:sz w:val="18"/>
                 <w:lang w:val="fr-FR"/>
               </w:rPr>
-              <w:t>Inspecter les supports de la structure, les points d’ancrage et les sas au moins une fois par trimestre. Consigner et réparer les défauts pouvant déstabiliser l’habitat ou permettre une intrusion.</w:t>
+              <w:t>Inspecter et entretenir la structure et les points d’accès de l’habitat.</w:t>
             </w:r>
           </w:p>
         </w:tc>
@@ -627,12 +668,160 @@
       </w:tr>
       <w:tr>
         <w:trPr>
+          <w:jc w:val="center"/>
+        </w:trPr>
+        <w:tc>
+          <w:tcPr>
+            <w:tcW w:w="1296" w:type="dxa"/>
+            <w:shd w:val="clear" w:color="auto" w:fill="F2F2F2" w:themeFill="background1" w:themeFillShade="F2"/>
+            <w:vAlign w:val="center"/>
+          </w:tcPr>
+          <w:p>
+            <w:pPr>
+              <w:spacing w:after="0"/>
+              <w:ind w:left="80"/>
+              <w:rPr>
+                <w:lang w:val="fr-FR"/>
+              </w:rPr>
+            </w:pPr>
+            <w:r>
+              <w:rPr>
+                <w:b/>
+                <w:color w:val="5D4495"/>
+                <w:sz w:val="18"/>
+                <w:lang w:val="fr-FR"/>
+              </w:rPr>
+              <w:t>OH 2.1.1</w:t>
+            </w:r>
+          </w:p>
+        </w:tc>
+        <w:tc>
+          <w:tcPr>
+            <w:tcW w:w="6984" w:type="dxa"/>
+            <w:shd w:val="clear" w:color="auto" w:fill="F2F2F2" w:themeFill="background1" w:themeFillShade="F2"/>
+            <w:vAlign w:val="center"/>
+          </w:tcPr>
+          <w:p>
+            <w:pPr>
+              <w:spacing w:after="0"/>
+              <w:rPr>
+                <w:lang w:val="fr-FR"/>
+              </w:rPr>
+            </w:pPr>
+            <w:r>
+              <w:rPr>
+                <w:sz w:val="18"/>
+                <w:lang w:val="fr-FR"/>
+              </w:rPr>
+              <w:t>Inspecter les supports de la structure, les points d’ancrage et les sas au moins une fois par trimestre.</w:t>
+            </w:r>
+          </w:p>
+        </w:tc>
+        <w:tc>
+          <w:tcPr>
+            <w:tcW w:w="1800" w:type="dxa"/>
+            <w:shd w:val="clear" w:color="auto" w:fill="F2F2F2" w:themeFill="background1" w:themeFillShade="F2"/>
+            <w:vAlign w:val="center"/>
+          </w:tcPr>
+          <w:p>
+            <w:pPr>
+              <w:spacing w:after="0"/>
+              <w:rPr>
+                <w:lang w:val="fr-FR"/>
+              </w:rPr>
+            </w:pPr>
+            <w:r>
+              <w:rPr>
+                <w:sz w:val="18"/>
+                <w:lang w:val="fr-FR"/>
+              </w:rPr>
+              <w:t>Habitat</w:t>
+            </w:r>
+          </w:p>
+        </w:tc>
+      </w:tr>
+      <w:tr>
+        <w:trPr>
+          <w:jc w:val="center"/>
+        </w:trPr>
+        <w:tc>
+          <w:tcPr>
+            <w:tcW w:w="1296" w:type="dxa"/>
+            <w:shd w:val="clear" w:color="auto" w:fill="F2F2F2" w:themeFill="background1" w:themeFillShade="F2"/>
+            <w:vAlign w:val="center"/>
+          </w:tcPr>
+          <w:p>
+            <w:pPr>
+              <w:spacing w:after="0"/>
+              <w:ind w:left="80"/>
+              <w:rPr>
+                <w:lang w:val="fr-FR"/>
+              </w:rPr>
+            </w:pPr>
+            <w:r>
+              <w:rPr>
+                <w:b/>
+                <w:color w:val="5D4495"/>
+                <w:sz w:val="18"/>
+                <w:lang w:val="fr-FR"/>
+              </w:rPr>
+              <w:t>OH 2.1.2</w:t>
+            </w:r>
+          </w:p>
+        </w:tc>
+        <w:tc>
+          <w:tcPr>
+            <w:tcW w:w="6984" w:type="dxa"/>
+            <w:shd w:val="clear" w:color="auto" w:fill="F2F2F2" w:themeFill="background1" w:themeFillShade="F2"/>
+            <w:vAlign w:val="center"/>
+          </w:tcPr>
+          <w:p>
+            <w:pPr>
+              <w:spacing w:after="0"/>
+              <w:rPr>
+                <w:lang w:val="fr-FR"/>
+              </w:rPr>
+            </w:pPr>
+            <w:r>
+              <w:rPr>
+                <w:sz w:val="18"/>
+                <w:lang w:val="fr-FR"/>
+              </w:rPr>
+              <w:t>Consigner et réparer les défauts pouvant déstabiliser l’habitat ou permettre une intrusion.</w:t>
+            </w:r>
+          </w:p>
+        </w:tc>
+        <w:tc>
+          <w:tcPr>
+            <w:tcW w:w="1800" w:type="dxa"/>
+            <w:shd w:val="clear" w:color="auto" w:fill="F2F2F2" w:themeFill="background1" w:themeFillShade="F2"/>
+            <w:vAlign w:val="center"/>
+          </w:tcPr>
+          <w:p>
+            <w:pPr>
+              <w:spacing w:after="0"/>
+              <w:rPr>
+                <w:lang w:val="fr-FR"/>
+              </w:rPr>
+            </w:pPr>
+            <w:r>
+              <w:rPr>
+                <w:sz w:val="18"/>
+                <w:lang w:val="fr-FR"/>
+              </w:rPr>
+              <w:t>Habitat</w:t>
+            </w:r>
+          </w:p>
+        </w:tc>
+      </w:tr>
+      <w:tr>
+        <w:trPr>
           <w:cantSplit/>
           <w:jc w:val="center"/>
         </w:trPr>
         <w:tc>
           <w:tcPr>
-            <w:tcW w:w="936" w:type="dxa"/>
+            <w:tcW w:w="1296" w:type="dxa"/>
             <w:vAlign w:val="center"/>
           </w:tcPr>
           <w:p>
@@ -655,7 +844,7 @@
         </w:tc>
         <w:tc>
           <w:tcPr>
-            <w:tcW w:w="7344" w:type="dxa"/>
+            <w:tcW w:w="6984" w:type="dxa"/>
             <w:vAlign w:val="center"/>
           </w:tcPr>
           <w:p>
@@ -768,7 +957,7 @@
         </w:trPr>
         <w:tc>
           <w:tcPr>
-            <w:tcW w:w="936" w:type="dxa"/>
+            <w:tcW w:w="1296" w:type="dxa"/>
             <w:vAlign w:val="center"/>
           </w:tcPr>
           <w:p>
@@ -791,7 +980,7 @@
         </w:tc>
         <w:tc>
           <w:tcPr>
-            <w:tcW w:w="7344" w:type="dxa"/>
+            <w:tcW w:w="6984" w:type="dxa"/>
             <w:vAlign w:val="center"/>
           </w:tcPr>
           <w:p>
@@ -928,8 +1117,8 @@
         <w:tblLook w:val="04A0" w:firstRow="1" w:lastRow="0" w:firstColumn="1" w:lastColumn="0" w:noHBand="0" w:noVBand="1"/>
       </w:tblPr>
       <w:tblGrid>
-        <w:gridCol w:w="936"/>
-        <w:gridCol w:w="7344"/>
+        <w:gridCol w:w="1296"/>
+        <w:gridCol w:w="6984"/>
         <w:gridCol w:w="1800"/>
       </w:tblGrid>
       <w:tr>
@@ -938,7 +1127,7 @@
         </w:trPr>
         <w:tc>
           <w:tcPr>
-            <w:tcW w:w="936" w:type="dxa"/>
+            <w:tcW w:w="1296" w:type="dxa"/>
             <w:shd w:val="clear" w:color="auto" w:fill="F1EDF8"/>
             <w:vAlign w:val="center"/>
           </w:tcPr>
@@ -961,7 +1150,7 @@
         </w:tc>
         <w:tc>
           <w:tcPr>
-            <w:tcW w:w="7344" w:type="dxa"/>
+            <w:tcW w:w="6984" w:type="dxa"/>
             <w:shd w:val="clear" w:color="auto" w:fill="F1EDF8"/>
             <w:vAlign w:val="center"/>
           </w:tcPr>
@@ -1012,7 +1201,7 @@
         </w:trPr>
         <w:tc>
           <w:tcPr>
-            <w:tcW w:w="936" w:type="dxa"/>
+            <w:tcW w:w="1296" w:type="dxa"/>
             <w:vAlign w:val="center"/>
           </w:tcPr>
           <w:p>
@@ -1035,7 +1224,7 @@
         </w:tc>
         <w:tc>
           <w:tcPr>
-            <w:tcW w:w="7344" w:type="dxa"/>
+            <w:tcW w:w="6984" w:type="dxa"/>
             <w:vAlign w:val="center"/>
           </w:tcPr>
           <w:p>
@@ -1083,7 +1272,7 @@
         </w:trPr>
         <w:tc>
           <w:tcPr>
-            <w:tcW w:w="936" w:type="dxa"/>
+            <w:tcW w:w="1296" w:type="dxa"/>
             <w:vAlign w:val="center"/>
           </w:tcPr>
           <w:p>
@@ -1106,7 +1295,7 @@
         </w:tc>
         <w:tc>
           <w:tcPr>
-            <w:tcW w:w="7344" w:type="dxa"/>
+            <w:tcW w:w="6984" w:type="dxa"/>
             <w:vAlign w:val="center"/>
           </w:tcPr>
           <w:p>
@@ -1195,7 +1384,7 @@
         </w:trPr>
         <w:tc>
           <w:tcPr>
-            <w:tcW w:w="936" w:type="dxa"/>
+            <w:tcW w:w="1296" w:type="dxa"/>
             <w:vAlign w:val="center"/>
           </w:tcPr>
           <w:p>
@@ -1218,7 +1407,7 @@
         </w:tc>
         <w:tc>
           <w:tcPr>
-            <w:tcW w:w="7344" w:type="dxa"/>
+            <w:tcW w:w="6984" w:type="dxa"/>
             <w:vAlign w:val="center"/>
           </w:tcPr>
           <w:p>
@@ -1707,7 +1896,43 @@
         <w:sz w:val="16"/>
         <w:lang w:val="fr-FR"/>
       </w:rPr>
-      <w:t>Autorité des Sirènes  |  Référentiel de Sécurité de l’Habitat du Poulpe  |  1.0</w:t>
+      <w:t xml:space="preserve">Autorité des </w:t>
+    </w:r>
+    <w:proofErr w:type="gramStart"/>
+    <w:r>
+      <w:rPr>
+        <w:color w:val="646469"/>
+        <w:sz w:val="16"/>
+        <w:lang w:val="fr-FR"/>
+      </w:rPr>
+      <w:t>Sirènes  |</w:t>
+    </w:r>
+    <w:proofErr w:type="gramEnd"/>
+    <w:r>
+      <w:rPr>
+        <w:color w:val="646469"/>
+        <w:sz w:val="16"/>
+        <w:lang w:val="fr-FR"/>
+      </w:rPr>
+      <w:t xml:space="preserve">  Référentiel de Sécurité de l’Habitat du </w:t>
+    </w:r>
+    <w:proofErr w:type="gramStart"/>
+    <w:r>
+      <w:rPr>
+        <w:color w:val="646469"/>
+        <w:sz w:val="16"/>
+        <w:lang w:val="fr-FR"/>
+      </w:rPr>
+      <w:t>Poulpe  |</w:t>
+    </w:r>
+    <w:proofErr w:type="gramEnd"/>
+    <w:r>
+      <w:rPr>
+        <w:color w:val="646469"/>
+        <w:sz w:val="16"/>
+        <w:lang w:val="fr-FR"/>
+      </w:rPr>
+      <w:t xml:space="preserve">  1.0</w:t>
     </w:r>
   </w:p>
 </w:ftr>
